--- a/templates/certificate-of-incorporation-ccorp.docx
+++ b/templates/certificate-of-incorporation-ccorp.docx
@@ -4,6 +4,7 @@
   <w:body>
     <w:p>
       <w:pPr>
+        <w:pStyle w:val="GLInstructionBlock"/>
         <w:spacing w:after="240"/>
         <w:jc w:val="left"/>
       </w:pPr>
@@ -73,7 +74,7 @@
           <w:sz w:val="26"/>
           <w:szCs w:val="26"/>
         </w:rPr>
-        <w:t>[COMPANY NAME], INC.</w:t>
+        <w:t>{Company Name}, Inc.</w:t>
       </w:r>
     </w:p>
     <w:p>
@@ -92,7 +93,7 @@
       </w:r>
       <w:r>
         <w:rPr/>
-        <w:t>The name of the corporation is [COMPANY NAME], Inc. (the “Corporation”).</w:t>
+        <w:t>The name of the corporation is {Company Name}, Inc. (the “Corporation”).</w:t>
       </w:r>
     </w:p>
     <w:p>
@@ -111,7 +112,7 @@
       </w:r>
       <w:r>
         <w:rPr/>
-        <w:t>The address of the Corporation’s registered office in the State of Delaware is [REGISTERED OFFICE ADDRESS], and the name of its registered agent at that address is [REGISTERED AGENT NAME].</w:t>
+        <w:t>The address of the Corporation’s registered office in the State of Delaware is {Registered Office Address}, and the name of its registered agent at that address is {Registered Agent Name}.</w:t>
       </w:r>
     </w:p>
     <w:p>
@@ -149,7 +150,7 @@
       </w:r>
       <w:r>
         <w:rPr/>
-        <w:t>The total number of shares of stock the Corporation is authorized to issue is [10,000,000] shares of Common Stock, par value $[0.00001] per share.</w:t>
+        <w:t>The total number of shares of stock the Corporation is authorized to issue is {Authorized Shares} shares of Common Stock, par value {Par Value} per share.</w:t>
       </w:r>
     </w:p>
     <w:p>
@@ -244,7 +245,7 @@
       </w:r>
       <w:r>
         <w:rPr/>
-        <w:t>The name and mailing address of the incorporator is [INCORPORATOR NAME], [INCORPORATOR ADDRESS]. The powers of the incorporator shall terminate upon the filing of this Certificate of Incorporation and the election of the initial director(s).</w:t>
+        <w:t>The name and mailing address of the incorporator is {Incorporator Name}, {Incorporator Address}. The powers of the incorporator shall terminate upon the filing of this Certificate of Incorporation and the election of the initial director(s).</w:t>
       </w:r>
     </w:p>
     <w:p>
@@ -256,7 +257,7 @@
       </w:pPr>
       <w:r>
         <w:rPr/>
-        <w:t>IN WITNESS WHEREOF, the undersigned incorporator has executed this Certificate of Incorporation on [DATE].</w:t>
+        <w:t>IN WITNESS WHEREOF, the undersigned incorporator has executed this Certificate of Incorporation on {Effective Date}.</w:t>
       </w:r>
     </w:p>
     <w:p>
@@ -266,8 +267,10 @@
         <w:rPr/>
       </w:pPr>
       <w:r>
-        <w:rPr/>
-        <w:t>______________________________</w:t>
+        <w:rPr>
+          <w:rStyle w:val="GLSignatureMarker"/>
+        </w:rPr>
+        <w:t>[[GL-SIGNATURE:incorporator]]</w:t>
       </w:r>
     </w:p>
     <w:p>
@@ -278,7 +281,7 @@
       </w:pPr>
       <w:r>
         <w:rPr/>
-        <w:t>[INCORPORATOR NAME], Incorporator</w:t>
+        <w:t>{Incorporator Name}, Incorporator</w:t>
       </w:r>
     </w:p>
     <w:sectPr>
@@ -445,7 +448,7 @@
         <w:sz w:val="20"/>
         <w:szCs w:val="20"/>
       </w:rPr>
-      <w:t>[COMPANY NAME], INC. — Certificate of Incorporation</w:t>
+      <w:t>{Company Name}, Inc. — Certificate of Incorporation</w:t>
     </w:r>
   </w:p>
 </w:hdr>
@@ -467,7 +470,7 @@
         <w:sz w:val="20"/>
         <w:szCs w:val="20"/>
       </w:rPr>
-      <w:t>[COMPANY NAME], INC. — Certificate of Incorporation</w:t>
+      <w:t>{Company Name}, Inc. — Certificate of Incorporation</w:t>
     </w:r>
   </w:p>
 </w:hdr>
@@ -882,6 +885,18 @@
         <w:right w:w="100" w:type="dxa"/>
       </w:tblCellMar>
     </w:tblPr>
+  </w:style>
+  <w:style w:type="paragraph" w:customStyle="1" w:styleId="GLInstructionBlock">
+    <w:name w:val="GL Instruction Block"/>
+    <w:basedOn w:val="Normal"/>
+  </w:style>
+  <w:style w:type="character" w:customStyle="1" w:styleId="GLInstructionInline">
+    <w:name w:val="GL Instruction Inline"/>
+    <w:basedOn w:val="DefaultParagraphFont"/>
+  </w:style>
+  <w:style w:type="character" w:customStyle="1" w:styleId="GLSignatureMarker">
+    <w:name w:val="GL Signature Marker"/>
+    <w:basedOn w:val="DefaultParagraphFont"/>
   </w:style>
 </w:styles>
 </file>
